--- a/项目历程.docx
+++ b/项目历程.docx
@@ -1169,6 +1169,367 @@
           <w:sz w:val="31"/>
         </w:rPr>
         <w:t>2.5.1 改了什么</w:t>
+      </w:r>
+    </w:p>
+    <w:p>
+      <w:pPr>
+        <w:spacing w:after="80"/>
+      </w:pPr>
+      <w:r>
+        <w:rPr>
+          <w:rFonts w:ascii="微软雅黑" w:hAnsi="微软雅黑" w:eastAsia="微软雅黑"/>
+          <w:b w:val="0"/>
+          <w:sz w:val="21"/>
+        </w:rPr>
+        <w:t xml:space="preserve">★ ⓪½ </w:t>
+      </w:r>
+      <w:r>
+        <w:rPr>
+          <w:rFonts w:ascii="微软雅黑" w:hAnsi="微软雅黑" w:eastAsia="微软雅黑"/>
+          <w:b/>
+          <w:sz w:val="21"/>
+        </w:rPr>
+        <w:t>安装包文件名改成拼音</w:t>
+      </w:r>
+      <w:r>
+        <w:rPr>
+          <w:rFonts w:ascii="微软雅黑" w:hAnsi="微软雅黑" w:eastAsia="微软雅黑"/>
+          <w:b w:val="0"/>
+          <w:sz w:val="21"/>
+        </w:rPr>
+        <w:t>（上传 GitHub 时栽的）</w:t>
+      </w:r>
+    </w:p>
+    <w:p>
+      <w:pPr>
+        <w:spacing w:after="80"/>
+      </w:pPr>
+      <w:r>
+        <w:rPr>
+          <w:rFonts w:ascii="微软雅黑" w:hAnsi="微软雅黑" w:eastAsia="微软雅黑"/>
+          <w:b w:val="0"/>
+          <w:sz w:val="21"/>
+        </w:rPr>
+        <w:t xml:space="preserve">中文名 </w:t>
+      </w:r>
+      <w:r>
+        <w:rPr>
+          <w:rFonts w:ascii="Consolas" w:hAnsi="Consolas" w:eastAsia="微软雅黑"/>
+          <w:b w:val="0"/>
+          <w:sz w:val="21"/>
+        </w:rPr>
+        <w:t>小煦拾简-2.5.1-安装版.exe</w:t>
+      </w:r>
+      <w:r>
+        <w:rPr>
+          <w:rFonts w:ascii="微软雅黑" w:hAnsi="微软雅黑" w:eastAsia="微软雅黑"/>
+          <w:b w:val="0"/>
+          <w:sz w:val="21"/>
+        </w:rPr>
+        <w:t xml:space="preserve"> 用 GitHub API 传上去之后</w:t>
+      </w:r>
+      <w:r>
+        <w:rPr>
+          <w:rFonts w:ascii="微软雅黑" w:hAnsi="微软雅黑" w:eastAsia="微软雅黑"/>
+          <w:b/>
+          <w:sz w:val="21"/>
+        </w:rPr>
+        <w:t xml:space="preserve">变成了 </w:t>
+      </w:r>
+      <w:r>
+        <w:rPr>
+          <w:rFonts w:ascii="Consolas" w:hAnsi="Consolas" w:eastAsia="微软雅黑"/>
+          <w:b/>
+          <w:sz w:val="21"/>
+        </w:rPr>
+        <w:t>-2.5.1-.exe</w:t>
+      </w:r>
+      <w:r>
+        <w:rPr>
+          <w:rFonts w:ascii="微软雅黑" w:hAnsi="微软雅黑" w:eastAsia="微软雅黑"/>
+          <w:b w:val="0"/>
+          <w:sz w:val="21"/>
+        </w:rPr>
+        <w:t xml:space="preserve"> —— 非 ASCII 字符被剥掉了，名字只剩横杠。这不只是"不好看"：</w:t>
+      </w:r>
+      <w:r>
+        <w:rPr>
+          <w:rFonts w:ascii="微软雅黑" w:hAnsi="微软雅黑" w:eastAsia="微软雅黑"/>
+          <w:b/>
+          <w:sz w:val="21"/>
+        </w:rPr>
+        <w:t xml:space="preserve">用户看到一个叫 </w:t>
+      </w:r>
+      <w:r>
+        <w:rPr>
+          <w:rFonts w:ascii="Consolas" w:hAnsi="Consolas" w:eastAsia="微软雅黑"/>
+          <w:b/>
+          <w:sz w:val="21"/>
+        </w:rPr>
+        <w:t>-2.5.1-.exe</w:t>
+      </w:r>
+      <w:r>
+        <w:rPr>
+          <w:rFonts w:ascii="微软雅黑" w:hAnsi="微软雅黑" w:eastAsia="微软雅黑"/>
+          <w:b/>
+          <w:sz w:val="21"/>
+        </w:rPr>
+        <w:t xml:space="preserve"> 的东西会不敢下</w:t>
+      </w:r>
+      <w:r>
+        <w:rPr>
+          <w:rFonts w:ascii="微软雅黑" w:hAnsi="微软雅黑" w:eastAsia="微软雅黑"/>
+          <w:b w:val="0"/>
+          <w:sz w:val="21"/>
+        </w:rPr>
+        <w:t>。</w:t>
+      </w:r>
+    </w:p>
+    <w:p>
+      <w:pPr>
+        <w:spacing w:after="80"/>
+      </w:pPr>
+      <w:r>
+        <w:rPr>
+          <w:rFonts w:ascii="微软雅黑" w:hAnsi="微软雅黑" w:eastAsia="微软雅黑"/>
+          <w:b/>
+          <w:sz w:val="21"/>
+        </w:rPr>
+        <w:t>决定</w:t>
+      </w:r>
+      <w:r>
+        <w:rPr>
+          <w:rFonts w:ascii="微软雅黑" w:hAnsi="微软雅黑" w:eastAsia="微软雅黑"/>
+          <w:b w:val="0"/>
+          <w:sz w:val="21"/>
+        </w:rPr>
+        <w:t xml:space="preserve">：安装包文件名用拼音 </w:t>
+      </w:r>
+      <w:r>
+        <w:rPr>
+          <w:rFonts w:ascii="Consolas" w:hAnsi="Consolas" w:eastAsia="微软雅黑"/>
+          <w:b w:val="0"/>
+          <w:sz w:val="21"/>
+        </w:rPr>
+        <w:t>xiaoxushijian-2.5.1-setup.exe</w:t>
+      </w:r>
+      <w:r>
+        <w:rPr>
+          <w:rFonts w:ascii="微软雅黑" w:hAnsi="微软雅黑" w:eastAsia="微软雅黑"/>
+          <w:b w:val="0"/>
+          <w:sz w:val="21"/>
+        </w:rPr>
+        <w:t>，而</w:t>
+      </w:r>
+      <w:r>
+        <w:rPr>
+          <w:rFonts w:ascii="微软雅黑" w:hAnsi="微软雅黑" w:eastAsia="微软雅黑"/>
+          <w:b/>
+          <w:sz w:val="21"/>
+        </w:rPr>
+        <w:t>程序名、桌面快捷方式、开始菜单仍然用「小煦拾简」</w:t>
+      </w:r>
+      <w:r>
+        <w:rPr>
+          <w:rFonts w:ascii="微软雅黑" w:hAnsi="微软雅黑" w:eastAsia="微软雅黑"/>
+          <w:b w:val="0"/>
+          <w:sz w:val="21"/>
+        </w:rPr>
+        <w:t>（</w:t>
+      </w:r>
+      <w:r>
+        <w:rPr>
+          <w:rFonts w:ascii="Consolas" w:hAnsi="Consolas" w:eastAsia="微软雅黑"/>
+          <w:b w:val="0"/>
+          <w:sz w:val="21"/>
+        </w:rPr>
+        <w:t>productName</w:t>
+      </w:r>
+      <w:r>
+        <w:rPr>
+          <w:rFonts w:ascii="微软雅黑" w:hAnsi="微软雅黑" w:eastAsia="微软雅黑"/>
+          <w:b w:val="0"/>
+          <w:sz w:val="21"/>
+        </w:rPr>
+        <w:t xml:space="preserve"> / </w:t>
+      </w:r>
+      <w:r>
+        <w:rPr>
+          <w:rFonts w:ascii="Consolas" w:hAnsi="Consolas" w:eastAsia="微软雅黑"/>
+          <w:b w:val="0"/>
+          <w:sz w:val="21"/>
+        </w:rPr>
+        <w:t>shortcutName</w:t>
+      </w:r>
+      <w:r>
+        <w:rPr>
+          <w:rFonts w:ascii="微软雅黑" w:hAnsi="微软雅黑" w:eastAsia="微软雅黑"/>
+          <w:b w:val="0"/>
+          <w:sz w:val="21"/>
+        </w:rPr>
+        <w:t xml:space="preserve"> 不受影响 —— 用户看到的中文一个都没少）。</w:t>
+      </w:r>
+    </w:p>
+    <w:p>
+      <w:pPr>
+        <w:spacing w:after="80"/>
+      </w:pPr>
+      <w:r>
+        <w:rPr>
+          <w:rFonts w:ascii="微软雅黑" w:hAnsi="微软雅黑" w:eastAsia="微软雅黑"/>
+          <w:b/>
+          <w:sz w:val="21"/>
+        </w:rPr>
+        <w:t>从源头改</w:t>
+      </w:r>
+      <w:r>
+        <w:rPr>
+          <w:rFonts w:ascii="微软雅黑" w:hAnsi="微软雅黑" w:eastAsia="微软雅黑"/>
+          <w:b w:val="0"/>
+          <w:sz w:val="21"/>
+        </w:rPr>
+        <w:t>（</w:t>
+      </w:r>
+      <w:r>
+        <w:rPr>
+          <w:rFonts w:ascii="Consolas" w:hAnsi="Consolas" w:eastAsia="微软雅黑"/>
+          <w:b w:val="0"/>
+          <w:sz w:val="21"/>
+        </w:rPr>
+        <w:t>electron/package.json</w:t>
+      </w:r>
+      <w:r>
+        <w:rPr>
+          <w:rFonts w:ascii="微软雅黑" w:hAnsi="微软雅黑" w:eastAsia="微软雅黑"/>
+          <w:b w:val="0"/>
+          <w:sz w:val="21"/>
+        </w:rPr>
+        <w:t xml:space="preserve">）：· </w:t>
+      </w:r>
+      <w:r>
+        <w:rPr>
+          <w:rFonts w:ascii="Consolas" w:hAnsi="Consolas" w:eastAsia="微软雅黑"/>
+          <w:b w:val="0"/>
+          <w:sz w:val="21"/>
+        </w:rPr>
+        <w:t>build.nsis.artifactName</w:t>
+      </w:r>
+      <w:r>
+        <w:rPr>
+          <w:rFonts w:ascii="微软雅黑" w:hAnsi="微软雅黑" w:eastAsia="微软雅黑"/>
+          <w:b w:val="0"/>
+          <w:sz w:val="21"/>
+        </w:rPr>
+        <w:t xml:space="preserve"> → </w:t>
+      </w:r>
+      <w:r>
+        <w:rPr>
+          <w:rFonts w:ascii="Consolas" w:hAnsi="Consolas" w:eastAsia="微软雅黑"/>
+          <w:b w:val="0"/>
+          <w:sz w:val="21"/>
+        </w:rPr>
+        <w:t>xiaoxushijian-${version}-setup.${ext}</w:t>
+      </w:r>
+      <w:r>
+        <w:rPr>
+          <w:rFonts w:ascii="微软雅黑" w:hAnsi="微软雅黑" w:eastAsia="微软雅黑"/>
+          <w:b w:val="0"/>
+          <w:sz w:val="21"/>
+        </w:rPr>
+        <w:t xml:space="preserve">· 加了一个 </w:t>
+      </w:r>
+      <w:r>
+        <w:rPr>
+          <w:rFonts w:ascii="Consolas" w:hAnsi="Consolas" w:eastAsia="微软雅黑"/>
+          <w:b w:val="0"/>
+          <w:sz w:val="21"/>
+        </w:rPr>
+        <w:t>_为什么安装包名是拼音</w:t>
+      </w:r>
+      <w:r>
+        <w:rPr>
+          <w:rFonts w:ascii="微软雅黑" w:hAnsi="微软雅黑" w:eastAsia="微软雅黑"/>
+          <w:b w:val="0"/>
+          <w:sz w:val="21"/>
+        </w:rPr>
+        <w:t xml:space="preserve"> 字段说明理由 ——JSON 不支持注释，不写清楚的话</w:t>
+      </w:r>
+      <w:r>
+        <w:rPr>
+          <w:rFonts w:ascii="微软雅黑" w:hAnsi="微软雅黑" w:eastAsia="微软雅黑"/>
+          <w:b/>
+          <w:sz w:val="21"/>
+        </w:rPr>
+        <w:t>下次有人"顺手改回中文"又要栽一遍</w:t>
+      </w:r>
+      <w:r>
+        <w:rPr>
+          <w:rFonts w:ascii="微软雅黑" w:hAnsi="微软雅黑" w:eastAsia="微软雅黑"/>
+          <w:b w:val="0"/>
+          <w:sz w:val="21"/>
+        </w:rPr>
+        <w:t xml:space="preserve">改完重新打包，产物直接就叫 </w:t>
+      </w:r>
+      <w:r>
+        <w:rPr>
+          <w:rFonts w:ascii="Consolas" w:hAnsi="Consolas" w:eastAsia="微软雅黑"/>
+          <w:b w:val="0"/>
+          <w:sz w:val="21"/>
+        </w:rPr>
+        <w:t>xiaoxushijian-2.5.1-setup.exe</w:t>
+      </w:r>
+      <w:r>
+        <w:rPr>
+          <w:rFonts w:ascii="微软雅黑" w:hAnsi="微软雅黑" w:eastAsia="微软雅黑"/>
+          <w:b w:val="0"/>
+          <w:sz w:val="21"/>
+        </w:rPr>
+        <w:t>。</w:t>
+      </w:r>
+    </w:p>
+    <w:p>
+      <w:pPr>
+        <w:spacing w:after="80"/>
+      </w:pPr>
+      <w:r>
+        <w:rPr>
+          <w:rFonts w:ascii="微软雅黑" w:hAnsi="微软雅黑" w:eastAsia="微软雅黑"/>
+          <w:b w:val="0"/>
+          <w:sz w:val="21"/>
+        </w:rPr>
+        <w:t>⚠ 顺带一条：</w:t>
+      </w:r>
+      <w:r>
+        <w:rPr>
+          <w:rFonts w:ascii="微软雅黑" w:hAnsi="微软雅黑" w:eastAsia="微软雅黑"/>
+          <w:b/>
+          <w:sz w:val="21"/>
+        </w:rPr>
+        <w:t>安装包不进 git 仓库</w:t>
+      </w:r>
+      <w:r>
+        <w:rPr>
+          <w:rFonts w:ascii="微软雅黑" w:hAnsi="微软雅黑" w:eastAsia="微软雅黑"/>
+          <w:b w:val="0"/>
+          <w:sz w:val="21"/>
+        </w:rPr>
+        <w:t xml:space="preserve">。130 MB 塞进去会把源码仓库撑坏，而且每次改代码都要重传一遍历史。正确做法是发 </w:t>
+      </w:r>
+      <w:r>
+        <w:rPr>
+          <w:rFonts w:ascii="微软雅黑" w:hAnsi="微软雅黑" w:eastAsia="微软雅黑"/>
+          <w:b/>
+          <w:sz w:val="21"/>
+        </w:rPr>
+        <w:t>GitHub Releases</w:t>
+      </w:r>
+      <w:r>
+        <w:rPr>
+          <w:rFonts w:ascii="微软雅黑" w:hAnsi="微软雅黑" w:eastAsia="微软雅黑"/>
+          <w:b w:val="0"/>
+          <w:sz w:val="21"/>
+        </w:rPr>
+        <w:t>，仓库里只放源码，README 顶部给直链。</w:t>
       </w:r>
     </w:p>
     <w:p>
